--- a/Course-1/Semester-1/Networks-and-Systems/LAB-07/Хід роботи.docx
+++ b/Course-1/Semester-1/Networks-and-Systems/LAB-07/Хід роботи.docx
@@ -63,7 +63,15 @@
           <w:sz w:val="28"/>
           <w:szCs w:val="28"/>
         </w:rPr>
-        <w:t>Кафедра системного програмування</w:t>
+        <w:t>Кафедра системного про</w:t>
+      </w:r>
+      <w:r>
+        <w:rPr>
+          <w:sz w:val="28"/>
+          <w:szCs w:val="28"/>
+          <w:lang w:val="ru-RU"/>
+        </w:rPr>
+        <w:t>єктування</w:t>
       </w:r>
     </w:p>
     <w:p>
@@ -367,27 +375,7 @@
           <w:sz w:val="28"/>
           <w:szCs w:val="28"/>
         </w:rPr>
-        <w:t xml:space="preserve">Доцент </w:t>
-      </w:r>
-      <w:proofErr w:type="spellStart"/>
-      <w:r>
-        <w:rPr>
-          <w:b/>
-          <w:bCs/>
-          <w:sz w:val="28"/>
-          <w:szCs w:val="28"/>
-        </w:rPr>
-        <w:t>Цибуляк</w:t>
-      </w:r>
-      <w:proofErr w:type="spellEnd"/>
-      <w:r>
-        <w:rPr>
-          <w:b/>
-          <w:bCs/>
-          <w:sz w:val="28"/>
-          <w:szCs w:val="28"/>
-        </w:rPr>
-        <w:t xml:space="preserve"> Богдан Зіновійович</w:t>
+        <w:t>Доцент Цибуляк Богдан Зіновійович</w:t>
       </w:r>
     </w:p>
     <w:p>
@@ -523,470 +511,181 @@
           <w:szCs w:val="28"/>
         </w:rPr>
       </w:pPr>
-      <w:proofErr w:type="spellStart"/>
-      <w:r>
-        <w:rPr>
-          <w:b/>
-          <w:bCs/>
-          <w:sz w:val="28"/>
-          <w:szCs w:val="28"/>
-          <w:lang w:val="ru-RU"/>
-        </w:rPr>
-        <w:t>Telegraf</w:t>
-      </w:r>
-      <w:proofErr w:type="spellEnd"/>
-      <w:r>
-        <w:rPr>
-          <w:b/>
-          <w:bCs/>
-          <w:sz w:val="28"/>
-          <w:szCs w:val="28"/>
-          <w:lang w:val="ru-RU"/>
+      <w:r>
+        <w:rPr>
+          <w:b/>
+          <w:bCs/>
+          <w:sz w:val="28"/>
+          <w:szCs w:val="28"/>
+          <w:lang w:val="ru-RU"/>
+        </w:rPr>
+        <w:t xml:space="preserve">Telegraf </w:t>
+      </w:r>
+      <w:r>
+        <w:rPr>
+          <w:b/>
+          <w:bCs/>
+          <w:sz w:val="28"/>
+          <w:szCs w:val="28"/>
+          <w:lang w:val="ru-RU"/>
+        </w:rPr>
+        <w:t xml:space="preserve">- </w:t>
+      </w:r>
+      <w:r>
+        <w:rPr>
+          <w:b/>
+          <w:bCs/>
+          <w:sz w:val="28"/>
+          <w:szCs w:val="28"/>
+          <w:lang w:val="ru-RU"/>
+        </w:rPr>
+        <w:t>це легкий агент із відкритим вихідним кодом, призначений для збору, обробки та передачі метрик із систем, контейнерів чи застосунків.</w:t>
+      </w:r>
+      <w:r>
+        <w:rPr>
+          <w:b/>
+          <w:bCs/>
+          <w:sz w:val="28"/>
+          <w:szCs w:val="28"/>
         </w:rPr>
         <w:t xml:space="preserve"> </w:t>
       </w:r>
-      <w:r>
-        <w:rPr>
-          <w:b/>
-          <w:bCs/>
-          <w:sz w:val="28"/>
-          <w:szCs w:val="28"/>
-          <w:lang w:val="ru-RU"/>
-        </w:rPr>
-        <w:t xml:space="preserve">- </w:t>
-      </w:r>
-      <w:proofErr w:type="spellStart"/>
-      <w:r>
-        <w:rPr>
-          <w:b/>
-          <w:bCs/>
-          <w:sz w:val="28"/>
-          <w:szCs w:val="28"/>
-          <w:lang w:val="ru-RU"/>
-        </w:rPr>
-        <w:t>це</w:t>
-      </w:r>
-      <w:proofErr w:type="spellEnd"/>
-      <w:r>
-        <w:rPr>
-          <w:b/>
-          <w:bCs/>
-          <w:sz w:val="28"/>
-          <w:szCs w:val="28"/>
-          <w:lang w:val="ru-RU"/>
-        </w:rPr>
-        <w:t xml:space="preserve"> легкий агент </w:t>
-      </w:r>
-      <w:proofErr w:type="spellStart"/>
-      <w:r>
-        <w:rPr>
-          <w:b/>
-          <w:bCs/>
-          <w:sz w:val="28"/>
-          <w:szCs w:val="28"/>
-          <w:lang w:val="ru-RU"/>
-        </w:rPr>
-        <w:t>із</w:t>
-      </w:r>
-      <w:proofErr w:type="spellEnd"/>
-      <w:r>
-        <w:rPr>
-          <w:b/>
-          <w:bCs/>
-          <w:sz w:val="28"/>
-          <w:szCs w:val="28"/>
-          <w:lang w:val="ru-RU"/>
+    </w:p>
+    <w:p>
+      <w:pPr>
+        <w:jc w:val="center"/>
+        <w:rPr>
+          <w:b/>
+          <w:bCs/>
+          <w:sz w:val="28"/>
+          <w:szCs w:val="28"/>
+        </w:rPr>
+      </w:pPr>
+      <w:r>
+        <w:rPr>
+          <w:b/>
+          <w:bCs/>
+          <w:sz w:val="28"/>
+          <w:szCs w:val="28"/>
+          <w:lang w:val="ru-RU"/>
+        </w:rPr>
+        <w:t>InfluxDB</w:t>
+      </w:r>
+      <w:r>
+        <w:rPr>
+          <w:b/>
+          <w:bCs/>
+          <w:sz w:val="28"/>
+          <w:szCs w:val="28"/>
+        </w:rPr>
+        <w:t xml:space="preserve"> - це спеціалізована база даних часових рядів (</w:t>
+      </w:r>
+      <w:r>
+        <w:rPr>
+          <w:b/>
+          <w:bCs/>
+          <w:sz w:val="28"/>
+          <w:szCs w:val="28"/>
+          <w:lang w:val="ru-RU"/>
+        </w:rPr>
+        <w:t>Time</w:t>
+      </w:r>
+      <w:r>
+        <w:rPr>
+          <w:b/>
+          <w:bCs/>
+          <w:sz w:val="28"/>
+          <w:szCs w:val="28"/>
         </w:rPr>
         <w:t xml:space="preserve"> </w:t>
       </w:r>
-      <w:proofErr w:type="spellStart"/>
-      <w:r>
-        <w:rPr>
-          <w:b/>
-          <w:bCs/>
-          <w:sz w:val="28"/>
-          <w:szCs w:val="28"/>
-          <w:lang w:val="ru-RU"/>
-        </w:rPr>
-        <w:t>відкритим</w:t>
-      </w:r>
-      <w:proofErr w:type="spellEnd"/>
-      <w:r>
-        <w:rPr>
-          <w:b/>
-          <w:bCs/>
-          <w:sz w:val="28"/>
-          <w:szCs w:val="28"/>
-          <w:lang w:val="ru-RU"/>
+      <w:r>
+        <w:rPr>
+          <w:b/>
+          <w:bCs/>
+          <w:sz w:val="28"/>
+          <w:szCs w:val="28"/>
+          <w:lang w:val="ru-RU"/>
+        </w:rPr>
+        <w:t>Series</w:t>
+      </w:r>
+      <w:r>
+        <w:rPr>
+          <w:b/>
+          <w:bCs/>
+          <w:sz w:val="28"/>
+          <w:szCs w:val="28"/>
         </w:rPr>
         <w:t xml:space="preserve"> </w:t>
       </w:r>
-      <w:proofErr w:type="spellStart"/>
-      <w:r>
-        <w:rPr>
-          <w:b/>
-          <w:bCs/>
-          <w:sz w:val="28"/>
-          <w:szCs w:val="28"/>
-          <w:lang w:val="ru-RU"/>
-        </w:rPr>
-        <w:t>вихідним</w:t>
-      </w:r>
-      <w:proofErr w:type="spellEnd"/>
-      <w:r>
-        <w:rPr>
-          <w:b/>
-          <w:bCs/>
-          <w:sz w:val="28"/>
-          <w:szCs w:val="28"/>
-          <w:lang w:val="ru-RU"/>
-        </w:rPr>
-        <w:t xml:space="preserve"> кодом, </w:t>
-      </w:r>
-      <w:proofErr w:type="spellStart"/>
-      <w:r>
-        <w:rPr>
-          <w:b/>
-          <w:bCs/>
-          <w:sz w:val="28"/>
-          <w:szCs w:val="28"/>
-          <w:lang w:val="ru-RU"/>
-        </w:rPr>
-        <w:t>призначений</w:t>
-      </w:r>
-      <w:proofErr w:type="spellEnd"/>
-      <w:r>
-        <w:rPr>
-          <w:b/>
-          <w:bCs/>
-          <w:sz w:val="28"/>
-          <w:szCs w:val="28"/>
-          <w:lang w:val="ru-RU"/>
-        </w:rPr>
-        <w:t xml:space="preserve"> для </w:t>
-      </w:r>
-      <w:proofErr w:type="spellStart"/>
-      <w:r>
-        <w:rPr>
-          <w:b/>
-          <w:bCs/>
-          <w:sz w:val="28"/>
-          <w:szCs w:val="28"/>
-          <w:lang w:val="ru-RU"/>
-        </w:rPr>
-        <w:t>збору</w:t>
-      </w:r>
-      <w:proofErr w:type="spellEnd"/>
-      <w:r>
-        <w:rPr>
-          <w:b/>
-          <w:bCs/>
-          <w:sz w:val="28"/>
-          <w:szCs w:val="28"/>
-          <w:lang w:val="ru-RU"/>
-        </w:rPr>
-        <w:t xml:space="preserve">, </w:t>
-      </w:r>
-      <w:proofErr w:type="spellStart"/>
-      <w:r>
-        <w:rPr>
-          <w:b/>
-          <w:bCs/>
-          <w:sz w:val="28"/>
-          <w:szCs w:val="28"/>
-          <w:lang w:val="ru-RU"/>
-        </w:rPr>
-        <w:t>обробки</w:t>
-      </w:r>
-      <w:proofErr w:type="spellEnd"/>
-      <w:r>
-        <w:rPr>
-          <w:b/>
-          <w:bCs/>
-          <w:sz w:val="28"/>
-          <w:szCs w:val="28"/>
-          <w:lang w:val="ru-RU"/>
-        </w:rPr>
-        <w:t xml:space="preserve"> та </w:t>
-      </w:r>
-      <w:proofErr w:type="spellStart"/>
-      <w:r>
-        <w:rPr>
-          <w:b/>
-          <w:bCs/>
-          <w:sz w:val="28"/>
-          <w:szCs w:val="28"/>
-          <w:lang w:val="ru-RU"/>
-        </w:rPr>
-        <w:t>передачі</w:t>
-      </w:r>
-      <w:proofErr w:type="spellEnd"/>
-      <w:r>
-        <w:rPr>
-          <w:b/>
-          <w:bCs/>
-          <w:sz w:val="28"/>
-          <w:szCs w:val="28"/>
-          <w:lang w:val="ru-RU"/>
-        </w:rPr>
-        <w:t xml:space="preserve"> метрик </w:t>
-      </w:r>
-      <w:proofErr w:type="spellStart"/>
-      <w:r>
-        <w:rPr>
-          <w:b/>
-          <w:bCs/>
-          <w:sz w:val="28"/>
-          <w:szCs w:val="28"/>
-          <w:lang w:val="ru-RU"/>
-        </w:rPr>
-        <w:t>із</w:t>
-      </w:r>
-      <w:proofErr w:type="spellEnd"/>
-      <w:r>
-        <w:rPr>
-          <w:b/>
-          <w:bCs/>
-          <w:sz w:val="28"/>
-          <w:szCs w:val="28"/>
-          <w:lang w:val="ru-RU"/>
-        </w:rPr>
-        <w:t xml:space="preserve"> систем, </w:t>
-      </w:r>
-      <w:proofErr w:type="spellStart"/>
-      <w:r>
-        <w:rPr>
-          <w:b/>
-          <w:bCs/>
-          <w:sz w:val="28"/>
-          <w:szCs w:val="28"/>
-          <w:lang w:val="ru-RU"/>
-        </w:rPr>
-        <w:t>контейнерів</w:t>
-      </w:r>
-      <w:proofErr w:type="spellEnd"/>
-      <w:r>
-        <w:rPr>
-          <w:b/>
-          <w:bCs/>
-          <w:sz w:val="28"/>
-          <w:szCs w:val="28"/>
-          <w:lang w:val="ru-RU"/>
-        </w:rPr>
-        <w:t xml:space="preserve"> </w:t>
-      </w:r>
-      <w:proofErr w:type="spellStart"/>
-      <w:r>
-        <w:rPr>
-          <w:b/>
-          <w:bCs/>
-          <w:sz w:val="28"/>
-          <w:szCs w:val="28"/>
-          <w:lang w:val="ru-RU"/>
-        </w:rPr>
-        <w:t>чи</w:t>
-      </w:r>
-      <w:proofErr w:type="spellEnd"/>
-      <w:r>
-        <w:rPr>
-          <w:b/>
-          <w:bCs/>
-          <w:sz w:val="28"/>
-          <w:szCs w:val="28"/>
-          <w:lang w:val="ru-RU"/>
-        </w:rPr>
-        <w:t xml:space="preserve"> </w:t>
-      </w:r>
-      <w:proofErr w:type="spellStart"/>
-      <w:r>
-        <w:rPr>
-          <w:b/>
-          <w:bCs/>
-          <w:sz w:val="28"/>
-          <w:szCs w:val="28"/>
-          <w:lang w:val="ru-RU"/>
-        </w:rPr>
-        <w:t>застосунків</w:t>
-      </w:r>
-      <w:proofErr w:type="spellEnd"/>
-      <w:r>
-        <w:rPr>
-          <w:b/>
-          <w:bCs/>
-          <w:sz w:val="28"/>
-          <w:szCs w:val="28"/>
-          <w:lang w:val="ru-RU"/>
+      <w:r>
+        <w:rPr>
+          <w:b/>
+          <w:bCs/>
+          <w:sz w:val="28"/>
+          <w:szCs w:val="28"/>
+          <w:lang w:val="ru-RU"/>
+        </w:rPr>
+        <w:t>Database</w:t>
+      </w:r>
+      <w:r>
+        <w:rPr>
+          <w:b/>
+          <w:bCs/>
+          <w:sz w:val="28"/>
+          <w:szCs w:val="28"/>
+        </w:rPr>
+        <w:t xml:space="preserve">), яка забезпечує високопродуктивне збереження та швидку вибірку даних із часовими мітками за допомогою </w:t>
+      </w:r>
+      <w:r>
+        <w:rPr>
+          <w:b/>
+          <w:bCs/>
+          <w:sz w:val="28"/>
+          <w:szCs w:val="28"/>
+          <w:lang w:val="ru-RU"/>
+        </w:rPr>
+        <w:t>SQL</w:t>
+      </w:r>
+      <w:r>
+        <w:rPr>
+          <w:b/>
+          <w:bCs/>
+          <w:sz w:val="28"/>
+          <w:szCs w:val="28"/>
+        </w:rPr>
+        <w:t xml:space="preserve">-подібної мови </w:t>
+      </w:r>
+      <w:r>
+        <w:rPr>
+          <w:b/>
+          <w:bCs/>
+          <w:sz w:val="28"/>
+          <w:szCs w:val="28"/>
+          <w:lang w:val="ru-RU"/>
+        </w:rPr>
+        <w:t>InfluxQL</w:t>
+      </w:r>
+      <w:r>
+        <w:rPr>
+          <w:b/>
+          <w:bCs/>
+          <w:sz w:val="28"/>
+          <w:szCs w:val="28"/>
         </w:rPr>
         <w:t>.</w:t>
       </w:r>
-      <w:r>
-        <w:rPr>
-          <w:b/>
-          <w:bCs/>
-          <w:sz w:val="28"/>
-          <w:szCs w:val="28"/>
-        </w:rPr>
-        <w:t xml:space="preserve"> </w:t>
-      </w:r>
-    </w:p>
-    <w:p>
-      <w:pPr>
-        <w:jc w:val="center"/>
-        <w:rPr>
-          <w:b/>
-          <w:bCs/>
-          <w:sz w:val="28"/>
-          <w:szCs w:val="28"/>
-        </w:rPr>
-      </w:pPr>
-      <w:proofErr w:type="spellStart"/>
-      <w:r>
-        <w:rPr>
-          <w:b/>
-          <w:bCs/>
-          <w:sz w:val="28"/>
-          <w:szCs w:val="28"/>
-          <w:lang w:val="ru-RU"/>
-        </w:rPr>
-        <w:t>InfluxDB</w:t>
-      </w:r>
-      <w:proofErr w:type="spellEnd"/>
-      <w:r>
-        <w:rPr>
-          <w:b/>
-          <w:bCs/>
-          <w:sz w:val="28"/>
-          <w:szCs w:val="28"/>
-        </w:rPr>
-        <w:t xml:space="preserve"> </w:t>
-      </w:r>
-      <w:r>
-        <w:rPr>
-          <w:b/>
-          <w:bCs/>
-          <w:sz w:val="28"/>
-          <w:szCs w:val="28"/>
-        </w:rPr>
-        <w:t>-</w:t>
-      </w:r>
-      <w:r>
-        <w:rPr>
-          <w:b/>
-          <w:bCs/>
-          <w:sz w:val="28"/>
-          <w:szCs w:val="28"/>
-        </w:rPr>
-        <w:t xml:space="preserve"> це спеціалізована база даних часових рядів (</w:t>
-      </w:r>
-      <w:r>
-        <w:rPr>
-          <w:b/>
-          <w:bCs/>
-          <w:sz w:val="28"/>
-          <w:szCs w:val="28"/>
-          <w:lang w:val="ru-RU"/>
-        </w:rPr>
-        <w:t>Time</w:t>
-      </w:r>
-      <w:r>
-        <w:rPr>
-          <w:b/>
-          <w:bCs/>
-          <w:sz w:val="28"/>
-          <w:szCs w:val="28"/>
-        </w:rPr>
-        <w:t xml:space="preserve"> </w:t>
-      </w:r>
-      <w:r>
-        <w:rPr>
-          <w:b/>
-          <w:bCs/>
-          <w:sz w:val="28"/>
-          <w:szCs w:val="28"/>
-          <w:lang w:val="ru-RU"/>
-        </w:rPr>
-        <w:t>Series</w:t>
-      </w:r>
-      <w:r>
-        <w:rPr>
-          <w:b/>
-          <w:bCs/>
-          <w:sz w:val="28"/>
-          <w:szCs w:val="28"/>
-        </w:rPr>
-        <w:t xml:space="preserve"> </w:t>
-      </w:r>
-      <w:r>
-        <w:rPr>
-          <w:b/>
-          <w:bCs/>
-          <w:sz w:val="28"/>
-          <w:szCs w:val="28"/>
-          <w:lang w:val="ru-RU"/>
-        </w:rPr>
-        <w:t>Database</w:t>
-      </w:r>
-      <w:r>
-        <w:rPr>
-          <w:b/>
-          <w:bCs/>
-          <w:sz w:val="28"/>
-          <w:szCs w:val="28"/>
-        </w:rPr>
-        <w:t xml:space="preserve">), яка забезпечує високопродуктивне збереження та швидку вибірку даних із часовими мітками за допомогою </w:t>
-      </w:r>
-      <w:r>
-        <w:rPr>
-          <w:b/>
-          <w:bCs/>
-          <w:sz w:val="28"/>
-          <w:szCs w:val="28"/>
-          <w:lang w:val="ru-RU"/>
-        </w:rPr>
-        <w:t>SQL</w:t>
-      </w:r>
-      <w:r>
-        <w:rPr>
-          <w:b/>
-          <w:bCs/>
-          <w:sz w:val="28"/>
-          <w:szCs w:val="28"/>
-        </w:rPr>
-        <w:t xml:space="preserve">-подібної мови </w:t>
-      </w:r>
-      <w:proofErr w:type="spellStart"/>
-      <w:r>
-        <w:rPr>
-          <w:b/>
-          <w:bCs/>
-          <w:sz w:val="28"/>
-          <w:szCs w:val="28"/>
-          <w:lang w:val="ru-RU"/>
-        </w:rPr>
-        <w:t>InfluxQL</w:t>
-      </w:r>
-      <w:proofErr w:type="spellEnd"/>
-      <w:r>
-        <w:rPr>
-          <w:b/>
-          <w:bCs/>
-          <w:sz w:val="28"/>
-          <w:szCs w:val="28"/>
-        </w:rPr>
-        <w:t>.</w:t>
-      </w:r>
-    </w:p>
-    <w:p>
-      <w:pPr>
-        <w:jc w:val="center"/>
-        <w:rPr>
-          <w:b/>
-          <w:bCs/>
-          <w:sz w:val="28"/>
-          <w:szCs w:val="28"/>
-        </w:rPr>
-      </w:pPr>
-      <w:proofErr w:type="spellStart"/>
+    </w:p>
+    <w:p>
+      <w:pPr>
+        <w:jc w:val="center"/>
+        <w:rPr>
+          <w:b/>
+          <w:bCs/>
+          <w:sz w:val="28"/>
+          <w:szCs w:val="28"/>
+        </w:rPr>
+      </w:pPr>
       <w:r>
         <w:rPr>
           <w:b/>
@@ -997,53 +696,14 @@
         </w:rPr>
         <w:t>Grafana</w:t>
       </w:r>
-      <w:proofErr w:type="spellEnd"/>
-      <w:r>
-        <w:rPr>
-          <w:b/>
-          <w:bCs/>
-          <w:sz w:val="28"/>
-          <w:szCs w:val="28"/>
-        </w:rPr>
-        <w:t xml:space="preserve"> </w:t>
-      </w:r>
-      <w:r>
-        <w:rPr>
-          <w:b/>
-          <w:bCs/>
-          <w:sz w:val="28"/>
-          <w:szCs w:val="28"/>
-        </w:rPr>
-        <w:t>-</w:t>
-      </w:r>
-      <w:r>
-        <w:rPr>
-          <w:b/>
-          <w:bCs/>
-          <w:sz w:val="28"/>
-          <w:szCs w:val="28"/>
-        </w:rPr>
-        <w:t xml:space="preserve"> це відкрита платформа для моніторингу та візуалізації даних, яка дозволяє будувати наочні </w:t>
-      </w:r>
-      <w:proofErr w:type="spellStart"/>
-      <w:r>
-        <w:rPr>
-          <w:b/>
-          <w:bCs/>
-          <w:sz w:val="28"/>
-          <w:szCs w:val="28"/>
-        </w:rPr>
-        <w:t>дашборди</w:t>
-      </w:r>
-      <w:proofErr w:type="spellEnd"/>
-      <w:r>
-        <w:rPr>
-          <w:b/>
-          <w:bCs/>
-          <w:sz w:val="28"/>
-          <w:szCs w:val="28"/>
-        </w:rPr>
-        <w:t>, аналізувати метрики та відстежувати стан системи в режимі реального часу.</w:t>
+      <w:r>
+        <w:rPr>
+          <w:b/>
+          <w:bCs/>
+          <w:sz w:val="28"/>
+          <w:szCs w:val="28"/>
+        </w:rPr>
+        <w:t xml:space="preserve"> - це відкрита платформа для моніторингу та візуалізації даних, яка дозволяє будувати наочні дашборди, аналізувати метрики та відстежувати стан системи в режимі реального часу.</w:t>
       </w:r>
     </w:p>
     <w:p>
@@ -1152,42 +812,8 @@
           <w:szCs w:val="28"/>
           <w:lang w:val="ru-RU"/>
         </w:rPr>
-        <w:t xml:space="preserve"> </w:t>
-      </w:r>
-      <w:proofErr w:type="spellStart"/>
-      <w:r>
-        <w:rPr>
-          <w:b/>
-          <w:bCs/>
-          <w:sz w:val="28"/>
-          <w:szCs w:val="28"/>
-          <w:lang w:val="ru-RU"/>
-        </w:rPr>
-        <w:t>одразу</w:t>
-      </w:r>
-      <w:proofErr w:type="spellEnd"/>
-      <w:r>
-        <w:rPr>
-          <w:b/>
-          <w:bCs/>
-          <w:sz w:val="28"/>
-          <w:szCs w:val="28"/>
-          <w:lang w:val="ru-RU"/>
-        </w:rPr>
-        <w:t xml:space="preserve"> </w:t>
-      </w:r>
-      <w:proofErr w:type="spellStart"/>
-      <w:r>
-        <w:rPr>
-          <w:b/>
-          <w:bCs/>
-          <w:sz w:val="28"/>
-          <w:szCs w:val="28"/>
-          <w:lang w:val="ru-RU"/>
-        </w:rPr>
-        <w:t>виконую</w:t>
-      </w:r>
-      <w:proofErr w:type="spellEnd"/>
+        <w:t xml:space="preserve"> одразу виконую</w:t>
+      </w:r>
       <w:r>
         <w:rPr>
           <w:b/>
@@ -1221,80 +847,25 @@
           <w:szCs w:val="28"/>
           <w:lang w:val="ru-RU"/>
         </w:rPr>
-        <w:t xml:space="preserve">Приступаю до </w:t>
-      </w:r>
-      <w:proofErr w:type="spellStart"/>
-      <w:r>
-        <w:rPr>
-          <w:b/>
-          <w:bCs/>
-          <w:sz w:val="28"/>
-          <w:szCs w:val="28"/>
-          <w:lang w:val="ru-RU"/>
-        </w:rPr>
-        <w:t>виконання</w:t>
-      </w:r>
-      <w:proofErr w:type="spellEnd"/>
-      <w:r>
-        <w:rPr>
-          <w:b/>
-          <w:bCs/>
-          <w:sz w:val="28"/>
-          <w:szCs w:val="28"/>
-          <w:lang w:val="ru-RU"/>
-        </w:rPr>
-        <w:t xml:space="preserve"> </w:t>
-      </w:r>
-      <w:proofErr w:type="spellStart"/>
-      <w:r>
-        <w:rPr>
-          <w:b/>
-          <w:bCs/>
-          <w:sz w:val="28"/>
-          <w:szCs w:val="28"/>
-          <w:lang w:val="ru-RU"/>
-        </w:rPr>
-        <w:t>першого</w:t>
-      </w:r>
-      <w:proofErr w:type="spellEnd"/>
-      <w:r>
-        <w:rPr>
-          <w:b/>
-          <w:bCs/>
-          <w:sz w:val="28"/>
-          <w:szCs w:val="28"/>
-          <w:lang w:val="ru-RU"/>
-        </w:rPr>
-        <w:t xml:space="preserve"> </w:t>
-      </w:r>
-      <w:proofErr w:type="spellStart"/>
-      <w:r>
-        <w:rPr>
-          <w:b/>
-          <w:bCs/>
-          <w:sz w:val="28"/>
-          <w:szCs w:val="28"/>
-          <w:lang w:val="ru-RU"/>
-        </w:rPr>
-        <w:t>завдання</w:t>
-      </w:r>
-      <w:proofErr w:type="spellEnd"/>
-    </w:p>
-    <w:p>
-      <w:pPr>
-        <w:jc w:val="center"/>
-        <w:rPr>
-          <w:b/>
-          <w:bCs/>
-          <w:sz w:val="28"/>
-          <w:szCs w:val="28"/>
-          <w:lang w:val="ru-RU"/>
-        </w:rPr>
-      </w:pPr>
-      <w:r>
-        <w:rPr>
-          <w:b/>
-          <w:bCs/>
+        <w:t>Приступаю до виконання першого завдання</w:t>
+      </w:r>
+    </w:p>
+    <w:p>
+      <w:pPr>
+        <w:jc w:val="center"/>
+        <w:rPr>
+          <w:b/>
+          <w:bCs/>
+          <w:sz w:val="28"/>
+          <w:szCs w:val="28"/>
+          <w:lang w:val="ru-RU"/>
+        </w:rPr>
+      </w:pPr>
+      <w:r>
+        <w:rPr>
+          <w:b/>
+          <w:bCs/>
+          <w:noProof/>
           <w:sz w:val="28"/>
           <w:szCs w:val="28"/>
           <w:lang w:val="ru-RU"/>
@@ -1362,6 +933,7 @@
       </w:pPr>
       <w:r>
         <w:rPr>
+          <w:noProof/>
           <w:sz w:val="28"/>
           <w:szCs w:val="28"/>
         </w:rPr>
@@ -1456,6 +1028,7 @@
       </w:pPr>
       <w:r>
         <w:rPr>
+          <w:noProof/>
           <w:sz w:val="28"/>
           <w:szCs w:val="28"/>
         </w:rPr>
@@ -1513,7 +1086,6 @@
         </w:rPr>
         <w:t xml:space="preserve">рисунок 3 (налаштовую </w:t>
       </w:r>
-      <w:proofErr w:type="spellStart"/>
       <w:r>
         <w:rPr>
           <w:sz w:val="28"/>
@@ -1522,7 +1094,6 @@
         </w:rPr>
         <w:t>dockerfile</w:t>
       </w:r>
-      <w:proofErr w:type="spellEnd"/>
       <w:r>
         <w:rPr>
           <w:sz w:val="28"/>
@@ -1555,6 +1126,7 @@
       </w:pPr>
       <w:r>
         <w:rPr>
+          <w:noProof/>
           <w:sz w:val="28"/>
           <w:szCs w:val="28"/>
         </w:rPr>
@@ -1638,17 +1210,8 @@
           <w:sz w:val="28"/>
           <w:szCs w:val="28"/>
         </w:rPr>
-        <w:t xml:space="preserve"> ядра забились та потрапили у мертву петлю (</w:t>
-      </w:r>
-      <w:proofErr w:type="spellStart"/>
-      <w:r>
-        <w:rPr>
-          <w:sz w:val="28"/>
-          <w:szCs w:val="28"/>
-        </w:rPr>
-        <w:t>пам</w:t>
-      </w:r>
-      <w:proofErr w:type="spellEnd"/>
+        <w:t xml:space="preserve"> ядра забились та потрапили у мертву петлю (пам</w:t>
+      </w:r>
       <w:r>
         <w:rPr>
           <w:sz w:val="28"/>
@@ -1657,77 +1220,13 @@
         </w:rPr>
         <w:t>’</w:t>
       </w:r>
-      <w:proofErr w:type="spellStart"/>
-      <w:r>
-        <w:rPr>
-          <w:sz w:val="28"/>
-          <w:szCs w:val="28"/>
-          <w:lang w:val="ru-RU"/>
-        </w:rPr>
-        <w:t>яті</w:t>
-      </w:r>
-      <w:proofErr w:type="spellEnd"/>
-      <w:r>
-        <w:rPr>
-          <w:sz w:val="28"/>
-          <w:szCs w:val="28"/>
-          <w:lang w:val="ru-RU"/>
-        </w:rPr>
-        <w:t xml:space="preserve"> </w:t>
-      </w:r>
-      <w:proofErr w:type="spellStart"/>
-      <w:r>
-        <w:rPr>
-          <w:sz w:val="28"/>
-          <w:szCs w:val="28"/>
-          <w:lang w:val="ru-RU"/>
-        </w:rPr>
-        <w:t>немає</w:t>
-      </w:r>
-      <w:proofErr w:type="spellEnd"/>
-      <w:r>
-        <w:rPr>
-          <w:sz w:val="28"/>
-          <w:szCs w:val="28"/>
-          <w:lang w:val="ru-RU"/>
-        </w:rPr>
-        <w:t xml:space="preserve"> і машина </w:t>
-      </w:r>
-      <w:proofErr w:type="spellStart"/>
-      <w:r>
-        <w:rPr>
-          <w:sz w:val="28"/>
-          <w:szCs w:val="28"/>
-          <w:lang w:val="ru-RU"/>
-        </w:rPr>
-        <w:t>повністю</w:t>
-      </w:r>
-      <w:proofErr w:type="spellEnd"/>
-      <w:r>
-        <w:rPr>
-          <w:sz w:val="28"/>
-          <w:szCs w:val="28"/>
-          <w:lang w:val="ru-RU"/>
-        </w:rPr>
-        <w:t xml:space="preserve"> </w:t>
-      </w:r>
-      <w:proofErr w:type="spellStart"/>
-      <w:r>
-        <w:rPr>
-          <w:sz w:val="28"/>
-          <w:szCs w:val="28"/>
-          <w:lang w:val="ru-RU"/>
-        </w:rPr>
-        <w:t>завісла</w:t>
-      </w:r>
-      <w:proofErr w:type="spellEnd"/>
-      <w:r>
-        <w:rPr>
-          <w:sz w:val="28"/>
-          <w:szCs w:val="28"/>
-          <w:lang w:val="ru-RU"/>
-        </w:rPr>
-        <w:t>)</w:t>
+      <w:r>
+        <w:rPr>
+          <w:sz w:val="28"/>
+          <w:szCs w:val="28"/>
+          <w:lang w:val="ru-RU"/>
+        </w:rPr>
+        <w:t>яті немає і машина повністю завісла)</w:t>
       </w:r>
       <w:r>
         <w:rPr>
@@ -1750,35 +1249,20 @@
           <w:sz w:val="28"/>
           <w:szCs w:val="28"/>
         </w:rPr>
-        <w:t xml:space="preserve"> я збільшу характеристики та перезавантажую </w:t>
-      </w:r>
-      <w:proofErr w:type="spellStart"/>
-      <w:r>
-        <w:rPr>
-          <w:sz w:val="28"/>
-          <w:szCs w:val="28"/>
-        </w:rPr>
-        <w:t>віртуалку</w:t>
-      </w:r>
-      <w:proofErr w:type="spellEnd"/>
-      <w:r>
-        <w:rPr>
-          <w:sz w:val="28"/>
-          <w:szCs w:val="28"/>
-        </w:rPr>
-        <w:t>)</w:t>
-      </w:r>
-    </w:p>
-    <w:p>
-      <w:pPr>
-        <w:jc w:val="center"/>
-        <w:rPr>
-          <w:sz w:val="28"/>
-          <w:szCs w:val="28"/>
-        </w:rPr>
-      </w:pPr>
-      <w:r>
-        <w:rPr>
+        <w:t xml:space="preserve"> я збільшу характеристики та перезавантажую віртуалку)</w:t>
+      </w:r>
+    </w:p>
+    <w:p>
+      <w:pPr>
+        <w:jc w:val="center"/>
+        <w:rPr>
+          <w:sz w:val="28"/>
+          <w:szCs w:val="28"/>
+        </w:rPr>
+      </w:pPr>
+      <w:r>
+        <w:rPr>
+          <w:noProof/>
           <w:sz w:val="28"/>
           <w:szCs w:val="28"/>
         </w:rPr>
@@ -1845,6 +1329,7 @@
       </w:pPr>
       <w:r>
         <w:rPr>
+          <w:noProof/>
           <w:sz w:val="28"/>
           <w:szCs w:val="28"/>
         </w:rPr>
@@ -1901,36 +1386,8 @@
           <w:szCs w:val="28"/>
           <w:lang w:val="ru-RU"/>
         </w:rPr>
-        <w:t>рисунок 6 (</w:t>
-      </w:r>
-      <w:proofErr w:type="spellStart"/>
-      <w:r>
-        <w:rPr>
-          <w:sz w:val="28"/>
-          <w:szCs w:val="28"/>
-          <w:lang w:val="ru-RU"/>
-        </w:rPr>
-        <w:t>мої</w:t>
-      </w:r>
-      <w:proofErr w:type="spellEnd"/>
-      <w:r>
-        <w:rPr>
-          <w:sz w:val="28"/>
-          <w:szCs w:val="28"/>
-          <w:lang w:val="ru-RU"/>
-        </w:rPr>
-        <w:t xml:space="preserve"> характеристики </w:t>
-      </w:r>
-      <w:proofErr w:type="spellStart"/>
-      <w:r>
-        <w:rPr>
-          <w:sz w:val="28"/>
-          <w:szCs w:val="28"/>
-          <w:lang w:val="ru-RU"/>
-        </w:rPr>
-        <w:t>після</w:t>
-      </w:r>
-      <w:proofErr w:type="spellEnd"/>
+        <w:t>рисунок 6 (мої характеристики після</w:t>
+      </w:r>
       <w:r>
         <w:rPr>
           <w:sz w:val="28"/>
@@ -1939,23 +1396,13 @@
         </w:rPr>
         <w:t xml:space="preserve">, </w:t>
       </w:r>
-      <w:proofErr w:type="spellStart"/>
-      <w:r>
-        <w:rPr>
-          <w:sz w:val="28"/>
-          <w:szCs w:val="28"/>
-          <w:lang w:val="ru-RU"/>
-        </w:rPr>
-        <w:t>збільшив</w:t>
-      </w:r>
-      <w:proofErr w:type="spellEnd"/>
-      <w:r>
-        <w:rPr>
-          <w:sz w:val="28"/>
-          <w:szCs w:val="28"/>
-          <w:lang w:val="ru-RU"/>
-        </w:rPr>
-        <w:t xml:space="preserve"> у два рази)</w:t>
+      <w:r>
+        <w:rPr>
+          <w:sz w:val="28"/>
+          <w:szCs w:val="28"/>
+          <w:lang w:val="ru-RU"/>
+        </w:rPr>
+        <w:t>збільшив у два рази)</w:t>
       </w:r>
     </w:p>
     <w:p>
@@ -1969,6 +1416,7 @@
       </w:pPr>
       <w:r>
         <w:rPr>
+          <w:noProof/>
           <w:sz w:val="28"/>
           <w:szCs w:val="28"/>
           <w:lang w:val="en-US"/>
@@ -2025,59 +1473,14 @@
           <w:szCs w:val="28"/>
           <w:lang w:val="ru-RU"/>
         </w:rPr>
-        <w:t>рисунок 7 (</w:t>
-      </w:r>
-      <w:proofErr w:type="spellStart"/>
-      <w:r>
-        <w:rPr>
-          <w:sz w:val="28"/>
-          <w:szCs w:val="28"/>
-          <w:lang w:val="ru-RU"/>
-        </w:rPr>
-        <w:t>успішний</w:t>
-      </w:r>
-      <w:proofErr w:type="spellEnd"/>
-      <w:r>
-        <w:rPr>
-          <w:sz w:val="28"/>
-          <w:szCs w:val="28"/>
-          <w:lang w:val="ru-RU"/>
-        </w:rPr>
-        <w:t xml:space="preserve"> запуск </w:t>
-      </w:r>
-      <w:proofErr w:type="spellStart"/>
-      <w:r>
-        <w:rPr>
-          <w:sz w:val="28"/>
-          <w:szCs w:val="28"/>
-          <w:lang w:val="ru-RU"/>
-        </w:rPr>
-        <w:t>усіх</w:t>
-      </w:r>
-      <w:proofErr w:type="spellEnd"/>
-      <w:r>
-        <w:rPr>
-          <w:sz w:val="28"/>
-          <w:szCs w:val="28"/>
-          <w:lang w:val="ru-RU"/>
-        </w:rPr>
-        <w:t xml:space="preserve"> контейнер</w:t>
-      </w:r>
-      <w:proofErr w:type="spellStart"/>
-      <w:r>
-        <w:rPr>
-          <w:sz w:val="28"/>
-          <w:szCs w:val="28"/>
-        </w:rPr>
-        <w:t>ів</w:t>
-      </w:r>
-      <w:proofErr w:type="spellEnd"/>
-      <w:r>
-        <w:rPr>
-          <w:sz w:val="28"/>
-          <w:szCs w:val="28"/>
-        </w:rPr>
-        <w:t>)</w:t>
+        <w:t>рисунок 7 (успішний запуск усіх контейнер</w:t>
+      </w:r>
+      <w:r>
+        <w:rPr>
+          <w:sz w:val="28"/>
+          <w:szCs w:val="28"/>
+        </w:rPr>
+        <w:t>ів)</w:t>
       </w:r>
     </w:p>
     <w:p>
@@ -2091,6 +1494,7 @@
       </w:pPr>
       <w:r>
         <w:rPr>
+          <w:noProof/>
           <w:sz w:val="28"/>
           <w:szCs w:val="28"/>
           <w:lang w:val="en-US"/>
@@ -2156,7 +1560,6 @@
         </w:rPr>
         <w:t xml:space="preserve"> 8 (</w:t>
       </w:r>
-      <w:proofErr w:type="spellStart"/>
       <w:r>
         <w:rPr>
           <w:sz w:val="28"/>
@@ -2165,7 +1568,6 @@
         </w:rPr>
         <w:t>добавляємо</w:t>
       </w:r>
-      <w:proofErr w:type="spellEnd"/>
       <w:r>
         <w:rPr>
           <w:sz w:val="28"/>
@@ -2174,7 +1576,6 @@
         </w:rPr>
         <w:t xml:space="preserve"> </w:t>
       </w:r>
-      <w:proofErr w:type="spellStart"/>
       <w:r>
         <w:rPr>
           <w:sz w:val="28"/>
@@ -2183,7 +1584,6 @@
         </w:rPr>
         <w:t>Netdata</w:t>
       </w:r>
-      <w:proofErr w:type="spellEnd"/>
       <w:r>
         <w:rPr>
           <w:sz w:val="28"/>
@@ -2290,6 +1690,7 @@
       </w:pPr>
       <w:r>
         <w:rPr>
+          <w:noProof/>
           <w:sz w:val="28"/>
           <w:szCs w:val="28"/>
           <w:lang w:val="ru-RU"/>
@@ -2346,25 +1747,7 @@
           <w:szCs w:val="28"/>
           <w:lang w:val="ru-RU"/>
         </w:rPr>
-        <w:t>рисунок 9 (</w:t>
-      </w:r>
-      <w:proofErr w:type="spellStart"/>
-      <w:r>
-        <w:rPr>
-          <w:sz w:val="28"/>
-          <w:szCs w:val="28"/>
-          <w:lang w:val="ru-RU"/>
-        </w:rPr>
-        <w:t>успішний</w:t>
-      </w:r>
-      <w:proofErr w:type="spellEnd"/>
-      <w:r>
-        <w:rPr>
-          <w:sz w:val="28"/>
-          <w:szCs w:val="28"/>
-          <w:lang w:val="ru-RU"/>
-        </w:rPr>
-        <w:t xml:space="preserve"> запуск)</w:t>
+        <w:t>рисунок 9 (успішний запуск)</w:t>
       </w:r>
     </w:p>
     <w:p>
@@ -2391,58 +1774,25 @@
           <w:szCs w:val="28"/>
           <w:lang w:val="ru-RU"/>
         </w:rPr>
-        <w:t xml:space="preserve">Приступаю до </w:t>
-      </w:r>
-      <w:proofErr w:type="spellStart"/>
-      <w:r>
-        <w:rPr>
-          <w:b/>
-          <w:bCs/>
-          <w:sz w:val="28"/>
-          <w:szCs w:val="28"/>
-          <w:lang w:val="ru-RU"/>
-        </w:rPr>
-        <w:t>виконання</w:t>
-      </w:r>
-      <w:proofErr w:type="spellEnd"/>
-      <w:r>
-        <w:rPr>
-          <w:b/>
-          <w:bCs/>
-          <w:sz w:val="28"/>
-          <w:szCs w:val="28"/>
-          <w:lang w:val="ru-RU"/>
-        </w:rPr>
-        <w:t xml:space="preserve"> другого </w:t>
-      </w:r>
-      <w:proofErr w:type="spellStart"/>
-      <w:r>
-        <w:rPr>
-          <w:b/>
-          <w:bCs/>
-          <w:sz w:val="28"/>
-          <w:szCs w:val="28"/>
-          <w:lang w:val="ru-RU"/>
-        </w:rPr>
-        <w:t>завдання</w:t>
-      </w:r>
-      <w:proofErr w:type="spellEnd"/>
-    </w:p>
-    <w:p>
-      <w:pPr>
-        <w:jc w:val="center"/>
-        <w:rPr>
-          <w:b/>
-          <w:bCs/>
-          <w:sz w:val="28"/>
-          <w:szCs w:val="28"/>
-          <w:lang w:val="ru-RU"/>
-        </w:rPr>
-      </w:pPr>
-      <w:r>
-        <w:rPr>
-          <w:b/>
-          <w:bCs/>
+        <w:t>Приступаю до виконання другого завдання</w:t>
+      </w:r>
+    </w:p>
+    <w:p>
+      <w:pPr>
+        <w:jc w:val="center"/>
+        <w:rPr>
+          <w:b/>
+          <w:bCs/>
+          <w:sz w:val="28"/>
+          <w:szCs w:val="28"/>
+          <w:lang w:val="ru-RU"/>
+        </w:rPr>
+      </w:pPr>
+      <w:r>
+        <w:rPr>
+          <w:b/>
+          <w:bCs/>
+          <w:noProof/>
           <w:sz w:val="28"/>
           <w:szCs w:val="28"/>
           <w:lang w:val="ru-RU"/>
@@ -2502,21 +1852,12 @@
         </w:rPr>
         <w:t>р</w:t>
       </w:r>
-      <w:proofErr w:type="spellStart"/>
-      <w:r>
-        <w:rPr>
-          <w:sz w:val="28"/>
-          <w:szCs w:val="28"/>
-        </w:rPr>
-        <w:t>исунок</w:t>
-      </w:r>
-      <w:proofErr w:type="spellEnd"/>
-      <w:r>
-        <w:rPr>
-          <w:sz w:val="28"/>
-          <w:szCs w:val="28"/>
-        </w:rPr>
-        <w:t xml:space="preserve"> 10 (</w:t>
+      <w:r>
+        <w:rPr>
+          <w:sz w:val="28"/>
+          <w:szCs w:val="28"/>
+        </w:rPr>
+        <w:t>исунок 10 (</w:t>
       </w:r>
       <w:r>
         <w:rPr>
@@ -2542,6 +1883,7 @@
         <w:rPr>
           <w:b/>
           <w:bCs/>
+          <w:noProof/>
           <w:sz w:val="28"/>
           <w:szCs w:val="28"/>
           <w:lang w:val="ru-RU"/>
@@ -2600,21 +1942,12 @@
         </w:rPr>
         <w:t>р</w:t>
       </w:r>
-      <w:proofErr w:type="spellStart"/>
-      <w:r>
-        <w:rPr>
-          <w:sz w:val="28"/>
-          <w:szCs w:val="28"/>
-        </w:rPr>
-        <w:t>исунок</w:t>
-      </w:r>
-      <w:proofErr w:type="spellEnd"/>
-      <w:r>
-        <w:rPr>
-          <w:sz w:val="28"/>
-          <w:szCs w:val="28"/>
-        </w:rPr>
-        <w:t xml:space="preserve"> 1</w:t>
+      <w:r>
+        <w:rPr>
+          <w:sz w:val="28"/>
+          <w:szCs w:val="28"/>
+        </w:rPr>
+        <w:t>исунок 1</w:t>
       </w:r>
       <w:r>
         <w:rPr>
@@ -2715,21 +2048,12 @@
         </w:rPr>
         <w:t>р</w:t>
       </w:r>
-      <w:proofErr w:type="spellStart"/>
-      <w:r>
-        <w:rPr>
-          <w:sz w:val="28"/>
-          <w:szCs w:val="28"/>
-        </w:rPr>
-        <w:t>исунок</w:t>
-      </w:r>
-      <w:proofErr w:type="spellEnd"/>
-      <w:r>
-        <w:rPr>
-          <w:sz w:val="28"/>
-          <w:szCs w:val="28"/>
-        </w:rPr>
-        <w:t xml:space="preserve"> 1</w:t>
+      <w:r>
+        <w:rPr>
+          <w:sz w:val="28"/>
+          <w:szCs w:val="28"/>
+        </w:rPr>
+        <w:t>исунок 1</w:t>
       </w:r>
       <w:r>
         <w:rPr>
@@ -2788,64 +2112,8 @@
           <w:lang w:val="ru-RU"/>
         </w:rPr>
         <w:lastRenderedPageBreak/>
-        <w:t xml:space="preserve">Приступаю до </w:t>
-      </w:r>
-      <w:proofErr w:type="spellStart"/>
-      <w:r>
-        <w:rPr>
-          <w:b/>
-          <w:bCs/>
-          <w:sz w:val="28"/>
-          <w:szCs w:val="28"/>
-          <w:lang w:val="ru-RU"/>
-        </w:rPr>
-        <w:t>виконання</w:t>
-      </w:r>
-      <w:proofErr w:type="spellEnd"/>
-      <w:r>
-        <w:rPr>
-          <w:b/>
-          <w:bCs/>
-          <w:sz w:val="28"/>
-          <w:szCs w:val="28"/>
-          <w:lang w:val="ru-RU"/>
-        </w:rPr>
-        <w:t xml:space="preserve"> </w:t>
-      </w:r>
-      <w:proofErr w:type="spellStart"/>
-      <w:r>
-        <w:rPr>
-          <w:b/>
-          <w:bCs/>
-          <w:sz w:val="28"/>
-          <w:szCs w:val="28"/>
-          <w:lang w:val="ru-RU"/>
-        </w:rPr>
-        <w:t>третього</w:t>
-      </w:r>
-      <w:proofErr w:type="spellEnd"/>
-      <w:r>
-        <w:rPr>
-          <w:b/>
-          <w:bCs/>
-          <w:sz w:val="28"/>
-          <w:szCs w:val="28"/>
-          <w:lang w:val="ru-RU"/>
-        </w:rPr>
-        <w:t xml:space="preserve"> </w:t>
-      </w:r>
-      <w:proofErr w:type="spellStart"/>
-      <w:r>
-        <w:rPr>
-          <w:b/>
-          <w:bCs/>
-          <w:sz w:val="28"/>
-          <w:szCs w:val="28"/>
-          <w:lang w:val="ru-RU"/>
-        </w:rPr>
-        <w:t>завдання</w:t>
-      </w:r>
-      <w:proofErr w:type="spellEnd"/>
+        <w:t>Приступаю до виконання третього завдання</w:t>
+      </w:r>
     </w:p>
     <w:p>
       <w:pPr>
@@ -2914,21 +2182,12 @@
         </w:rPr>
         <w:t>р</w:t>
       </w:r>
-      <w:proofErr w:type="spellStart"/>
-      <w:r>
-        <w:rPr>
-          <w:sz w:val="28"/>
-          <w:szCs w:val="28"/>
-        </w:rPr>
-        <w:t>исунок</w:t>
-      </w:r>
-      <w:proofErr w:type="spellEnd"/>
-      <w:r>
-        <w:rPr>
-          <w:sz w:val="28"/>
-          <w:szCs w:val="28"/>
-        </w:rPr>
-        <w:t xml:space="preserve"> 1</w:t>
+      <w:r>
+        <w:rPr>
+          <w:sz w:val="28"/>
+          <w:szCs w:val="28"/>
+        </w:rPr>
+        <w:t>исунок 1</w:t>
       </w:r>
       <w:r>
         <w:rPr>
@@ -2945,23 +2204,13 @@
         </w:rPr>
         <w:t xml:space="preserve"> (</w:t>
       </w:r>
-      <w:proofErr w:type="spellStart"/>
       <w:r>
         <w:rPr>
           <w:sz w:val="28"/>
           <w:szCs w:val="28"/>
           <w:lang w:val="en-US"/>
         </w:rPr>
-        <w:t>WordSpace</w:t>
-      </w:r>
-      <w:proofErr w:type="spellEnd"/>
-      <w:r>
-        <w:rPr>
-          <w:sz w:val="28"/>
-          <w:szCs w:val="28"/>
-          <w:lang w:val="en-US"/>
-        </w:rPr>
-        <w:t xml:space="preserve"> containers</w:t>
+        <w:t>WordSpace containers</w:t>
       </w:r>
       <w:r>
         <w:rPr>
@@ -2996,58 +2245,25 @@
           <w:szCs w:val="28"/>
           <w:lang w:val="ru-RU"/>
         </w:rPr>
-        <w:t xml:space="preserve">Приступаю до </w:t>
-      </w:r>
-      <w:proofErr w:type="spellStart"/>
-      <w:r>
-        <w:rPr>
-          <w:b/>
-          <w:bCs/>
-          <w:sz w:val="28"/>
-          <w:szCs w:val="28"/>
-          <w:lang w:val="ru-RU"/>
-        </w:rPr>
-        <w:t>виконання</w:t>
-      </w:r>
-      <w:proofErr w:type="spellEnd"/>
-      <w:r>
-        <w:rPr>
-          <w:b/>
-          <w:bCs/>
-          <w:sz w:val="28"/>
-          <w:szCs w:val="28"/>
-          <w:lang w:val="ru-RU"/>
-        </w:rPr>
-        <w:t xml:space="preserve"> четвертого бонусного </w:t>
-      </w:r>
-      <w:proofErr w:type="spellStart"/>
-      <w:r>
-        <w:rPr>
-          <w:b/>
-          <w:bCs/>
-          <w:sz w:val="28"/>
-          <w:szCs w:val="28"/>
-          <w:lang w:val="ru-RU"/>
-        </w:rPr>
-        <w:t>завдання</w:t>
-      </w:r>
-      <w:proofErr w:type="spellEnd"/>
-    </w:p>
-    <w:p>
-      <w:pPr>
-        <w:jc w:val="center"/>
-        <w:rPr>
-          <w:b/>
-          <w:bCs/>
-          <w:sz w:val="28"/>
-          <w:szCs w:val="28"/>
-          <w:lang w:val="ru-RU"/>
-        </w:rPr>
-      </w:pPr>
-      <w:r>
-        <w:rPr>
-          <w:b/>
-          <w:bCs/>
+        <w:t>Приступаю до виконання четвертого бонусного завдання</w:t>
+      </w:r>
+    </w:p>
+    <w:p>
+      <w:pPr>
+        <w:jc w:val="center"/>
+        <w:rPr>
+          <w:b/>
+          <w:bCs/>
+          <w:sz w:val="28"/>
+          <w:szCs w:val="28"/>
+          <w:lang w:val="ru-RU"/>
+        </w:rPr>
+      </w:pPr>
+      <w:r>
+        <w:rPr>
+          <w:b/>
+          <w:bCs/>
+          <w:noProof/>
           <w:sz w:val="28"/>
           <w:szCs w:val="28"/>
           <w:lang w:val="ru-RU"/>
@@ -3104,97 +2320,7 @@
           <w:szCs w:val="28"/>
           <w:lang w:val="ru-RU"/>
         </w:rPr>
-        <w:t>рисунок 14 (</w:t>
-      </w:r>
-      <w:proofErr w:type="spellStart"/>
-      <w:r>
-        <w:rPr>
-          <w:sz w:val="28"/>
-          <w:szCs w:val="28"/>
-          <w:lang w:val="ru-RU"/>
-        </w:rPr>
-        <w:t>створюю</w:t>
-      </w:r>
-      <w:proofErr w:type="spellEnd"/>
-      <w:r>
-        <w:rPr>
-          <w:sz w:val="28"/>
-          <w:szCs w:val="28"/>
-          <w:lang w:val="ru-RU"/>
-        </w:rPr>
-        <w:t xml:space="preserve"> </w:t>
-      </w:r>
-      <w:proofErr w:type="spellStart"/>
-      <w:r>
-        <w:rPr>
-          <w:sz w:val="28"/>
-          <w:szCs w:val="28"/>
-          <w:lang w:val="ru-RU"/>
-        </w:rPr>
-        <w:t>нову</w:t>
-      </w:r>
-      <w:proofErr w:type="spellEnd"/>
-      <w:r>
-        <w:rPr>
-          <w:sz w:val="28"/>
-          <w:szCs w:val="28"/>
-          <w:lang w:val="ru-RU"/>
-        </w:rPr>
-        <w:t xml:space="preserve"> </w:t>
-      </w:r>
-      <w:proofErr w:type="spellStart"/>
-      <w:r>
-        <w:rPr>
-          <w:sz w:val="28"/>
-          <w:szCs w:val="28"/>
-          <w:lang w:val="ru-RU"/>
-        </w:rPr>
-        <w:t>директорію</w:t>
-      </w:r>
-      <w:proofErr w:type="spellEnd"/>
-      <w:r>
-        <w:rPr>
-          <w:sz w:val="28"/>
-          <w:szCs w:val="28"/>
-          <w:lang w:val="ru-RU"/>
-        </w:rPr>
-        <w:t xml:space="preserve"> та </w:t>
-      </w:r>
-      <w:proofErr w:type="spellStart"/>
-      <w:r>
-        <w:rPr>
-          <w:sz w:val="28"/>
-          <w:szCs w:val="28"/>
-          <w:lang w:val="ru-RU"/>
-        </w:rPr>
-        <w:t>заходжу</w:t>
-      </w:r>
-      <w:proofErr w:type="spellEnd"/>
-      <w:r>
-        <w:rPr>
-          <w:sz w:val="28"/>
-          <w:szCs w:val="28"/>
-          <w:lang w:val="ru-RU"/>
-        </w:rPr>
-        <w:t xml:space="preserve"> в </w:t>
-      </w:r>
-      <w:proofErr w:type="spellStart"/>
-      <w:r>
-        <w:rPr>
-          <w:sz w:val="28"/>
-          <w:szCs w:val="28"/>
-          <w:lang w:val="ru-RU"/>
-        </w:rPr>
-        <w:t>неї</w:t>
-      </w:r>
-      <w:proofErr w:type="spellEnd"/>
-      <w:r>
-        <w:rPr>
-          <w:sz w:val="28"/>
-          <w:szCs w:val="28"/>
-          <w:lang w:val="ru-RU"/>
-        </w:rPr>
-        <w:t>)</w:t>
+        <w:t>рисунок 14 (створюю нову директорію та заходжу в неї)</w:t>
       </w:r>
     </w:p>
     <w:p>
@@ -3208,6 +2334,7 @@
       </w:pPr>
       <w:r>
         <w:rPr>
+          <w:noProof/>
           <w:sz w:val="28"/>
           <w:szCs w:val="28"/>
         </w:rPr>
@@ -3263,27 +2390,8 @@
           <w:szCs w:val="28"/>
           <w:lang w:val="ru-RU"/>
         </w:rPr>
-        <w:t>рисунок 15 (</w:t>
-      </w:r>
-      <w:proofErr w:type="spellStart"/>
-      <w:r>
-        <w:rPr>
-          <w:sz w:val="28"/>
-          <w:szCs w:val="28"/>
-          <w:lang w:val="ru-RU"/>
-        </w:rPr>
-        <w:t>заповнення</w:t>
-      </w:r>
-      <w:proofErr w:type="spellEnd"/>
-      <w:r>
-        <w:rPr>
-          <w:sz w:val="28"/>
-          <w:szCs w:val="28"/>
-          <w:lang w:val="ru-RU"/>
-        </w:rPr>
-        <w:t xml:space="preserve"> </w:t>
-      </w:r>
-      <w:proofErr w:type="spellStart"/>
+        <w:t xml:space="preserve">рисунок 15 (заповнення </w:t>
+      </w:r>
       <w:r>
         <w:rPr>
           <w:sz w:val="28"/>
@@ -3298,18 +2406,8 @@
           <w:szCs w:val="28"/>
           <w:lang w:val="ru-RU"/>
         </w:rPr>
-        <w:t>ого</w:t>
-      </w:r>
-      <w:proofErr w:type="spellEnd"/>
-      <w:r>
-        <w:rPr>
-          <w:sz w:val="28"/>
-          <w:szCs w:val="28"/>
-          <w:lang w:val="ru-RU"/>
-        </w:rPr>
-        <w:t xml:space="preserve"> файлу </w:t>
-      </w:r>
-      <w:proofErr w:type="spellStart"/>
+        <w:t xml:space="preserve">ого файлу </w:t>
+      </w:r>
       <w:r>
         <w:rPr>
           <w:sz w:val="28"/>
@@ -3318,7 +2416,6 @@
         </w:rPr>
         <w:t>telegraf</w:t>
       </w:r>
-      <w:proofErr w:type="spellEnd"/>
       <w:r>
         <w:rPr>
           <w:sz w:val="28"/>
@@ -3339,6 +2436,7 @@
       </w:pPr>
       <w:r>
         <w:rPr>
+          <w:noProof/>
           <w:sz w:val="28"/>
           <w:szCs w:val="28"/>
         </w:rPr>
@@ -3395,41 +2493,7 @@
           <w:szCs w:val="28"/>
           <w:lang w:val="ru-RU"/>
         </w:rPr>
-        <w:t>рисунок 1</w:t>
-      </w:r>
-      <w:r>
-        <w:rPr>
-          <w:sz w:val="28"/>
-          <w:szCs w:val="28"/>
-          <w:lang w:val="ru-RU"/>
-        </w:rPr>
-        <w:t>6</w:t>
-      </w:r>
-      <w:r>
-        <w:rPr>
-          <w:sz w:val="28"/>
-          <w:szCs w:val="28"/>
-          <w:lang w:val="ru-RU"/>
-        </w:rPr>
-        <w:t xml:space="preserve"> (</w:t>
-      </w:r>
-      <w:proofErr w:type="spellStart"/>
-      <w:r>
-        <w:rPr>
-          <w:sz w:val="28"/>
-          <w:szCs w:val="28"/>
-          <w:lang w:val="ru-RU"/>
-        </w:rPr>
-        <w:t>заповнення</w:t>
-      </w:r>
-      <w:proofErr w:type="spellEnd"/>
-      <w:r>
-        <w:rPr>
-          <w:sz w:val="28"/>
-          <w:szCs w:val="28"/>
-          <w:lang w:val="ru-RU"/>
-        </w:rPr>
-        <w:t xml:space="preserve"> </w:t>
+        <w:t xml:space="preserve">рисунок 16 (заповнення </w:t>
       </w:r>
       <w:r>
         <w:rPr>
@@ -3482,6 +2546,7 @@
       </w:pPr>
       <w:r>
         <w:rPr>
+          <w:noProof/>
           <w:sz w:val="28"/>
           <w:szCs w:val="28"/>
           <w:lang w:val="ru-RU"/>
@@ -3538,52 +2603,8 @@
           <w:szCs w:val="28"/>
           <w:lang w:val="ru-RU"/>
         </w:rPr>
-        <w:t>рисунок 1</w:t>
-      </w:r>
-      <w:r>
-        <w:rPr>
-          <w:sz w:val="28"/>
-          <w:szCs w:val="28"/>
-          <w:lang w:val="ru-RU"/>
-        </w:rPr>
-        <w:t>7</w:t>
-      </w:r>
-      <w:r>
-        <w:rPr>
-          <w:sz w:val="28"/>
-          <w:szCs w:val="28"/>
-          <w:lang w:val="ru-RU"/>
-        </w:rPr>
-        <w:t xml:space="preserve"> (</w:t>
-      </w:r>
-      <w:proofErr w:type="spellStart"/>
-      <w:r>
-        <w:rPr>
-          <w:sz w:val="28"/>
-          <w:szCs w:val="28"/>
-          <w:lang w:val="ru-RU"/>
-        </w:rPr>
-        <w:t>успішний</w:t>
-      </w:r>
-      <w:proofErr w:type="spellEnd"/>
-      <w:r>
-        <w:rPr>
-          <w:sz w:val="28"/>
-          <w:szCs w:val="28"/>
-          <w:lang w:val="ru-RU"/>
-        </w:rPr>
-        <w:t xml:space="preserve"> запуск </w:t>
-      </w:r>
-      <w:proofErr w:type="spellStart"/>
-      <w:r>
-        <w:rPr>
-          <w:sz w:val="28"/>
-          <w:szCs w:val="28"/>
-          <w:lang w:val="ru-RU"/>
-        </w:rPr>
-        <w:t>графани</w:t>
-      </w:r>
-      <w:proofErr w:type="spellEnd"/>
+        <w:t>рисунок 17 (успішний запуск графани</w:t>
+      </w:r>
       <w:r>
         <w:rPr>
           <w:sz w:val="28"/>
@@ -3613,6 +2634,7 @@
       </w:pPr>
       <w:r>
         <w:rPr>
+          <w:noProof/>
           <w:sz w:val="28"/>
           <w:szCs w:val="28"/>
           <w:lang w:val="en-US"/>
@@ -3669,88 +2691,8 @@
           <w:szCs w:val="28"/>
           <w:lang w:val="ru-RU"/>
         </w:rPr>
-        <w:t>рисунок 1</w:t>
-      </w:r>
-      <w:r>
-        <w:rPr>
-          <w:sz w:val="28"/>
-          <w:szCs w:val="28"/>
-          <w:lang w:val="ru-RU"/>
-        </w:rPr>
-        <w:t>8</w:t>
-      </w:r>
-      <w:r>
-        <w:rPr>
-          <w:sz w:val="28"/>
-          <w:szCs w:val="28"/>
-          <w:lang w:val="ru-RU"/>
-        </w:rPr>
-        <w:t xml:space="preserve"> (</w:t>
-      </w:r>
-      <w:proofErr w:type="spellStart"/>
-      <w:r>
-        <w:rPr>
-          <w:sz w:val="28"/>
-          <w:szCs w:val="28"/>
-          <w:lang w:val="ru-RU"/>
-        </w:rPr>
-        <w:t>конфігурації</w:t>
-      </w:r>
-      <w:proofErr w:type="spellEnd"/>
-      <w:r>
-        <w:rPr>
-          <w:sz w:val="28"/>
-          <w:szCs w:val="28"/>
-          <w:lang w:val="ru-RU"/>
-        </w:rPr>
-        <w:t xml:space="preserve"> та </w:t>
-      </w:r>
-      <w:proofErr w:type="spellStart"/>
-      <w:r>
-        <w:rPr>
-          <w:sz w:val="28"/>
-          <w:szCs w:val="28"/>
-          <w:lang w:val="ru-RU"/>
-        </w:rPr>
-        <w:t>підключення</w:t>
-      </w:r>
-      <w:proofErr w:type="spellEnd"/>
-      <w:r>
-        <w:rPr>
-          <w:sz w:val="28"/>
-          <w:szCs w:val="28"/>
-          <w:lang w:val="ru-RU"/>
-        </w:rPr>
-        <w:t xml:space="preserve"> </w:t>
-      </w:r>
-      <w:proofErr w:type="spellStart"/>
-      <w:r>
-        <w:rPr>
-          <w:sz w:val="28"/>
-          <w:szCs w:val="28"/>
-          <w:lang w:val="ru-RU"/>
-        </w:rPr>
-        <w:t>бд</w:t>
-      </w:r>
-      <w:proofErr w:type="spellEnd"/>
-      <w:r>
-        <w:rPr>
-          <w:sz w:val="28"/>
-          <w:szCs w:val="28"/>
-          <w:lang w:val="ru-RU"/>
-        </w:rPr>
-        <w:t xml:space="preserve"> до </w:t>
-      </w:r>
-      <w:proofErr w:type="spellStart"/>
-      <w:r>
-        <w:rPr>
-          <w:sz w:val="28"/>
-          <w:szCs w:val="28"/>
-          <w:lang w:val="ru-RU"/>
-        </w:rPr>
-        <w:t>графани</w:t>
-      </w:r>
-      <w:proofErr w:type="spellEnd"/>
+        <w:t>рисунок 18 (конфігурації та підключення бд до графани</w:t>
+      </w:r>
       <w:r>
         <w:rPr>
           <w:sz w:val="28"/>
@@ -3770,6 +2712,7 @@
       </w:pPr>
       <w:r>
         <w:rPr>
+          <w:noProof/>
           <w:sz w:val="28"/>
           <w:szCs w:val="28"/>
           <w:lang w:val="en-US"/>
@@ -3828,39 +2771,13 @@
         </w:rPr>
         <w:t>р</w:t>
       </w:r>
-      <w:proofErr w:type="spellStart"/>
-      <w:r>
-        <w:rPr>
-          <w:sz w:val="28"/>
-          <w:szCs w:val="28"/>
-        </w:rPr>
-        <w:t>исунок</w:t>
-      </w:r>
-      <w:proofErr w:type="spellEnd"/>
-      <w:r>
-        <w:rPr>
-          <w:sz w:val="28"/>
-          <w:szCs w:val="28"/>
-        </w:rPr>
-        <w:t xml:space="preserve"> 19 (вказання параметрів а саме виду </w:t>
-      </w:r>
-      <w:proofErr w:type="spellStart"/>
-      <w:r>
-        <w:rPr>
-          <w:sz w:val="28"/>
-          <w:szCs w:val="28"/>
-        </w:rPr>
-        <w:t>бд</w:t>
-      </w:r>
-      <w:proofErr w:type="spellEnd"/>
-      <w:r>
-        <w:rPr>
-          <w:sz w:val="28"/>
-          <w:szCs w:val="28"/>
-        </w:rPr>
-        <w:t xml:space="preserve"> </w:t>
-      </w:r>
-      <w:proofErr w:type="spellStart"/>
+      <w:r>
+        <w:rPr>
+          <w:sz w:val="28"/>
+          <w:szCs w:val="28"/>
+        </w:rPr>
+        <w:t xml:space="preserve">исунок 19 (вказання параметрів а саме виду бд </w:t>
+      </w:r>
       <w:r>
         <w:rPr>
           <w:sz w:val="28"/>
@@ -3869,7 +2786,6 @@
         </w:rPr>
         <w:t>telegraf</w:t>
       </w:r>
-      <w:proofErr w:type="spellEnd"/>
       <w:r>
         <w:rPr>
           <w:sz w:val="28"/>
@@ -3890,6 +2806,7 @@
       </w:pPr>
       <w:r>
         <w:rPr>
+          <w:noProof/>
           <w:sz w:val="28"/>
           <w:szCs w:val="28"/>
         </w:rPr>
@@ -3945,45 +2862,8 @@
           <w:szCs w:val="28"/>
           <w:lang w:val="ru-RU"/>
         </w:rPr>
-        <w:t>рисунок 20 (</w:t>
-      </w:r>
-      <w:proofErr w:type="spellStart"/>
-      <w:r>
-        <w:rPr>
-          <w:sz w:val="28"/>
-          <w:szCs w:val="28"/>
-          <w:lang w:val="ru-RU"/>
-        </w:rPr>
-        <w:t>виконання</w:t>
-      </w:r>
-      <w:proofErr w:type="spellEnd"/>
-      <w:r>
-        <w:rPr>
-          <w:sz w:val="28"/>
-          <w:szCs w:val="28"/>
-          <w:lang w:val="ru-RU"/>
-        </w:rPr>
-        <w:t xml:space="preserve"> </w:t>
-      </w:r>
-      <w:proofErr w:type="spellStart"/>
-      <w:r>
-        <w:rPr>
-          <w:sz w:val="28"/>
-          <w:szCs w:val="28"/>
-          <w:lang w:val="ru-RU"/>
-        </w:rPr>
-        <w:t>запиту</w:t>
-      </w:r>
-      <w:proofErr w:type="spellEnd"/>
-      <w:r>
-        <w:rPr>
-          <w:sz w:val="28"/>
-          <w:szCs w:val="28"/>
-          <w:lang w:val="ru-RU"/>
-        </w:rPr>
-        <w:t xml:space="preserve"> мовою </w:t>
-      </w:r>
-      <w:proofErr w:type="spellStart"/>
+        <w:t xml:space="preserve">рисунок 20 (виконання запиту мовою </w:t>
+      </w:r>
       <w:r>
         <w:rPr>
           <w:sz w:val="28"/>
@@ -3992,7 +2872,6 @@
         </w:rPr>
         <w:t>InfluxQL</w:t>
       </w:r>
-      <w:proofErr w:type="spellEnd"/>
       <w:r>
         <w:rPr>
           <w:sz w:val="28"/>
@@ -4012,6 +2891,7 @@
       </w:pPr>
       <w:r>
         <w:rPr>
+          <w:noProof/>
           <w:sz w:val="28"/>
           <w:szCs w:val="28"/>
           <w:lang w:val="en-US"/>
@@ -4078,34 +2958,14 @@
         </w:rPr>
         <w:t>исунок 21 (</w:t>
       </w:r>
-      <w:proofErr w:type="spellStart"/>
-      <w:r>
-        <w:rPr>
-          <w:sz w:val="28"/>
-          <w:szCs w:val="28"/>
-          <w:lang w:val="ru-RU"/>
-        </w:rPr>
-        <w:t>дані</w:t>
-      </w:r>
-      <w:proofErr w:type="spellEnd"/>
-      <w:r>
-        <w:rPr>
-          <w:sz w:val="28"/>
-          <w:szCs w:val="28"/>
-          <w:lang w:val="ru-RU"/>
-        </w:rPr>
-        <w:t xml:space="preserve"> не </w:t>
-      </w:r>
-      <w:proofErr w:type="spellStart"/>
-      <w:r>
-        <w:rPr>
-          <w:sz w:val="28"/>
-          <w:szCs w:val="28"/>
-          <w:lang w:val="ru-RU"/>
-        </w:rPr>
-        <w:t>передаються</w:t>
-      </w:r>
-      <w:proofErr w:type="spellEnd"/>
+      <w:r>
+        <w:rPr>
+          <w:sz w:val="28"/>
+          <w:szCs w:val="28"/>
+          <w:lang w:val="ru-RU"/>
+        </w:rPr>
+        <w:t>дані не передаються</w:t>
+      </w:r>
       <w:r>
         <w:rPr>
           <w:sz w:val="28"/>
@@ -4120,18 +2980,8 @@
           <w:szCs w:val="28"/>
           <w:lang w:val="ru-RU"/>
         </w:rPr>
-        <w:t xml:space="preserve"> </w:t>
-      </w:r>
-      <w:proofErr w:type="spellStart"/>
-      <w:r>
-        <w:rPr>
-          <w:sz w:val="28"/>
-          <w:szCs w:val="28"/>
-          <w:lang w:val="ru-RU"/>
-        </w:rPr>
-        <w:t>помилка</w:t>
-      </w:r>
-      <w:proofErr w:type="spellEnd"/>
+        <w:t xml:space="preserve"> помилка</w:t>
+      </w:r>
       <w:r>
         <w:rPr>
           <w:sz w:val="28"/>
@@ -4150,6 +3000,7 @@
       </w:pPr>
       <w:r>
         <w:rPr>
+          <w:noProof/>
           <w:sz w:val="28"/>
           <w:szCs w:val="28"/>
           <w:lang w:val="en-US"/>
@@ -4236,53 +3087,26 @@
         </w:rPr>
         <w:t xml:space="preserve"> </w:t>
       </w:r>
-      <w:proofErr w:type="spellStart"/>
-      <w:r>
-        <w:rPr>
-          <w:sz w:val="28"/>
-          <w:szCs w:val="28"/>
-          <w:lang w:val="ru-RU"/>
-        </w:rPr>
-        <w:t>коментую</w:t>
-      </w:r>
-      <w:proofErr w:type="spellEnd"/>
-      <w:r>
-        <w:rPr>
-          <w:sz w:val="28"/>
-          <w:szCs w:val="28"/>
-          <w:lang w:val="ru-RU"/>
-        </w:rPr>
-        <w:t xml:space="preserve"> </w:t>
-      </w:r>
-      <w:proofErr w:type="spellStart"/>
-      <w:r>
-        <w:rPr>
-          <w:sz w:val="28"/>
-          <w:szCs w:val="28"/>
-          <w:lang w:val="ru-RU"/>
-        </w:rPr>
-        <w:t>останні</w:t>
-      </w:r>
-      <w:proofErr w:type="spellEnd"/>
-      <w:r>
-        <w:rPr>
-          <w:sz w:val="28"/>
-          <w:szCs w:val="28"/>
-          <w:lang w:val="ru-RU"/>
-        </w:rPr>
-        <w:t xml:space="preserve"> строчки)</w:t>
-      </w:r>
-    </w:p>
-    <w:p>
-      <w:pPr>
-        <w:jc w:val="center"/>
-        <w:rPr>
-          <w:sz w:val="28"/>
-          <w:szCs w:val="28"/>
-        </w:rPr>
-      </w:pPr>
-      <w:r>
-        <w:rPr>
+      <w:r>
+        <w:rPr>
+          <w:sz w:val="28"/>
+          <w:szCs w:val="28"/>
+          <w:lang w:val="ru-RU"/>
+        </w:rPr>
+        <w:t>коментую останні строчки)</w:t>
+      </w:r>
+    </w:p>
+    <w:p>
+      <w:pPr>
+        <w:jc w:val="center"/>
+        <w:rPr>
+          <w:sz w:val="28"/>
+          <w:szCs w:val="28"/>
+        </w:rPr>
+      </w:pPr>
+      <w:r>
+        <w:rPr>
+          <w:noProof/>
           <w:sz w:val="28"/>
           <w:szCs w:val="28"/>
           <w:lang w:val="en-US"/>
@@ -4376,23 +3200,7 @@
           <w:sz w:val="28"/>
           <w:szCs w:val="28"/>
         </w:rPr>
-        <w:t xml:space="preserve">сучасними системами </w:t>
-      </w:r>
-      <w:proofErr w:type="spellStart"/>
-      <w:r>
-        <w:rPr>
-          <w:sz w:val="28"/>
-          <w:szCs w:val="28"/>
-        </w:rPr>
-        <w:t>моніторінгу</w:t>
-      </w:r>
-      <w:proofErr w:type="spellEnd"/>
-      <w:r>
-        <w:rPr>
-          <w:sz w:val="28"/>
-          <w:szCs w:val="28"/>
-        </w:rPr>
-        <w:t xml:space="preserve"> та віртуалізації</w:t>
+        <w:t>сучасними системами моніторінгу та віртуалізації</w:t>
       </w:r>
       <w:r>
         <w:rPr>
@@ -4413,30 +3221,14 @@
           <w:sz w:val="28"/>
           <w:szCs w:val="28"/>
         </w:rPr>
-        <w:t xml:space="preserve">, також </w:t>
-      </w:r>
-      <w:proofErr w:type="spellStart"/>
-      <w:r>
-        <w:rPr>
-          <w:sz w:val="28"/>
-          <w:szCs w:val="28"/>
-        </w:rPr>
-        <w:t>ознаймивс</w:t>
-      </w:r>
-      <w:r>
-        <w:rPr>
-          <w:sz w:val="28"/>
-          <w:szCs w:val="28"/>
-        </w:rPr>
-        <w:t>я</w:t>
-      </w:r>
-      <w:proofErr w:type="spellEnd"/>
-      <w:r>
-        <w:rPr>
-          <w:sz w:val="28"/>
-          <w:szCs w:val="28"/>
-        </w:rPr>
-        <w:t xml:space="preserve"> та </w:t>
+        <w:t>, також ознаймивс</w:t>
+      </w:r>
+      <w:r>
+        <w:rPr>
+          <w:sz w:val="28"/>
+          <w:szCs w:val="28"/>
+        </w:rPr>
+        <w:t xml:space="preserve">я та </w:t>
       </w:r>
       <w:r>
         <w:rPr>
@@ -4446,69 +3238,12 @@
         <w:lastRenderedPageBreak/>
         <w:t xml:space="preserve">використав на практиці такі інструменти роботи як : </w:t>
       </w:r>
-      <w:proofErr w:type="spellStart"/>
-      <w:r>
-        <w:rPr>
-          <w:sz w:val="28"/>
-          <w:szCs w:val="28"/>
-        </w:rPr>
-        <w:t>Telegraf</w:t>
-      </w:r>
-      <w:proofErr w:type="spellEnd"/>
-      <w:r>
-        <w:rPr>
-          <w:sz w:val="28"/>
-          <w:szCs w:val="28"/>
-        </w:rPr>
-        <w:t xml:space="preserve">, який забезпечує регулярний збір та передачу даних системних ресурсів, </w:t>
-      </w:r>
-      <w:proofErr w:type="spellStart"/>
-      <w:r>
-        <w:rPr>
-          <w:sz w:val="28"/>
-          <w:szCs w:val="28"/>
-        </w:rPr>
-        <w:t>InfluxDB</w:t>
-      </w:r>
-      <w:proofErr w:type="spellEnd"/>
-      <w:r>
-        <w:rPr>
-          <w:sz w:val="28"/>
-          <w:szCs w:val="28"/>
-        </w:rPr>
-        <w:t xml:space="preserve"> 1.8 база даних, більш старішого формату, також почитав про її новіші версії та різницю. Та </w:t>
-      </w:r>
-      <w:proofErr w:type="spellStart"/>
-      <w:r>
-        <w:rPr>
-          <w:sz w:val="28"/>
-          <w:szCs w:val="28"/>
-        </w:rPr>
-        <w:t>Grafana</w:t>
-      </w:r>
-      <w:proofErr w:type="spellEnd"/>
-      <w:r>
-        <w:rPr>
-          <w:sz w:val="28"/>
-          <w:szCs w:val="28"/>
-        </w:rPr>
-        <w:t xml:space="preserve">, інструменту для побудови графіків. Автоматизував усю цю роботу через </w:t>
-      </w:r>
-      <w:proofErr w:type="spellStart"/>
-      <w:r>
-        <w:rPr>
-          <w:sz w:val="28"/>
-          <w:szCs w:val="28"/>
-        </w:rPr>
-        <w:t>docker</w:t>
-      </w:r>
-      <w:proofErr w:type="spellEnd"/>
-      <w:r>
-        <w:rPr>
-          <w:sz w:val="28"/>
-          <w:szCs w:val="28"/>
-        </w:rPr>
-        <w:t xml:space="preserve">, також мав помилки </w:t>
+      <w:r>
+        <w:rPr>
+          <w:sz w:val="28"/>
+          <w:szCs w:val="28"/>
+        </w:rPr>
+        <w:t xml:space="preserve">Telegraf, який забезпечує регулярний збір та передачу даних системних ресурсів, InfluxDB 1.8 база даних, більш старішого формату, також почитав про її новіші версії та різницю. Та Grafana, інструменту для побудови графіків. Автоматизував усю цю роботу через docker, також мав помилки </w:t>
       </w:r>
       <w:r>
         <w:rPr>
@@ -6198,6 +4933,7 @@
   <w:style w:type="character" w:default="1" w:styleId="a0">
     <w:name w:val="Default Paragraph Font"/>
     <w:uiPriority w:val="1"/>
+    <w:semiHidden/>
     <w:unhideWhenUsed/>
   </w:style>
   <w:style w:type="table" w:default="1" w:styleId="a1">
